--- a/docs/BC_Inventory_User_Manual_EN.docx
+++ b/docs/BC_Inventory_User_Manual_EN.docx
@@ -392,6 +392,69 @@
     </w:p>
     <w:p>
       <w:pPr>
+        <w:spacing w:after="20" w:before="80"/>
+        <w:jc w:val="center"/>
+      </w:pPr>
+      <w:r>
+        <w:drawing>
+          <wp:inline distT="0" distB="0" distL="0" distR="0">
+            <wp:extent cx="5943600" cy="3933825"/>
+            <wp:effectExtent t="0" r="0" b="0" l="0"/>
+            <wp:docPr id="1" name="" descr="" title=""/>
+            <wp:cNvGraphicFramePr>
+              <a:graphicFrameLocks xmlns:a="http://schemas.openxmlformats.org/drawingml/2006/main" noChangeAspect="1"/>
+            </wp:cNvGraphicFramePr>
+            <a:graphic xmlns:a="http://schemas.openxmlformats.org/drawingml/2006/main">
+              <a:graphicData uri="http://schemas.openxmlformats.org/drawingml/2006/picture">
+                <pic:pic xmlns:pic="http://schemas.openxmlformats.org/drawingml/2006/picture">
+                  <pic:nvPicPr>
+                    <pic:cNvPr id="0" name="" descr=""/>
+                    <pic:cNvPicPr>
+                      <a:picLocks noChangeAspect="1" noChangeArrowheads="1"/>
+                    </pic:cNvPicPr>
+                  </pic:nvPicPr>
+                  <pic:blipFill>
+                    <a:blip r:embed="rId7" cstate="none"/>
+                    <a:srcRect/>
+                    <a:stretch>
+                      <a:fillRect/>
+                    </a:stretch>
+                  </pic:blipFill>
+                  <pic:spPr bwMode="auto">
+                    <a:xfrm>
+                      <a:off x="0" y="0"/>
+                      <a:ext cx="5943600" cy="3933825"/>
+                    </a:xfrm>
+                    <a:prstGeom prst="rect">
+                      <a:avLst/>
+                    </a:prstGeom>
+                  </pic:spPr>
+                </pic:pic>
+              </a:graphicData>
+            </a:graphic>
+          </wp:inline>
+        </w:drawing>
+      </w:r>
+    </w:p>
+    <w:p>
+      <w:pPr>
+        <w:spacing w:after="160"/>
+        <w:jc w:val="center"/>
+      </w:pPr>
+      <w:r>
+        <w:rPr>
+          <w:rFonts w:ascii="Calibri" w:cs="Calibri" w:eastAsia="Calibri" w:hAnsi="Calibri"/>
+          <w:i/>
+          <w:iCs/>
+          <w:color w:val="6B7683"/>
+          <w:sz w:val="17"/>
+          <w:szCs w:val="17"/>
+        </w:rPr>
+        <w:t xml:space="preserve">Figure 1 — the sign-in screen.</w:t>
+      </w:r>
+    </w:p>
+    <w:p>
+      <w:pPr>
         <w:spacing w:after="70"/>
         <w:ind w:left="520" w:hanging="300"/>
       </w:pPr>
@@ -689,6 +752,69 @@
     </w:p>
     <w:p>
       <w:pPr>
+        <w:spacing w:after="20" w:before="80"/>
+        <w:jc w:val="center"/>
+      </w:pPr>
+      <w:r>
+        <w:drawing>
+          <wp:inline distT="0" distB="0" distL="0" distR="0">
+            <wp:extent cx="5943600" cy="3933825"/>
+            <wp:effectExtent t="0" r="0" b="0" l="0"/>
+            <wp:docPr id="1" name="" descr="" title=""/>
+            <wp:cNvGraphicFramePr>
+              <a:graphicFrameLocks xmlns:a="http://schemas.openxmlformats.org/drawingml/2006/main" noChangeAspect="1"/>
+            </wp:cNvGraphicFramePr>
+            <a:graphic xmlns:a="http://schemas.openxmlformats.org/drawingml/2006/main">
+              <a:graphicData uri="http://schemas.openxmlformats.org/drawingml/2006/picture">
+                <pic:pic xmlns:pic="http://schemas.openxmlformats.org/drawingml/2006/picture">
+                  <pic:nvPicPr>
+                    <pic:cNvPr id="0" name="" descr=""/>
+                    <pic:cNvPicPr>
+                      <a:picLocks noChangeAspect="1" noChangeArrowheads="1"/>
+                    </pic:cNvPicPr>
+                  </pic:nvPicPr>
+                  <pic:blipFill>
+                    <a:blip r:embed="rId8" cstate="none"/>
+                    <a:srcRect/>
+                    <a:stretch>
+                      <a:fillRect/>
+                    </a:stretch>
+                  </pic:blipFill>
+                  <pic:spPr bwMode="auto">
+                    <a:xfrm>
+                      <a:off x="0" y="0"/>
+                      <a:ext cx="5943600" cy="3933825"/>
+                    </a:xfrm>
+                    <a:prstGeom prst="rect">
+                      <a:avLst/>
+                    </a:prstGeom>
+                  </pic:spPr>
+                </pic:pic>
+              </a:graphicData>
+            </a:graphic>
+          </wp:inline>
+        </w:drawing>
+      </w:r>
+    </w:p>
+    <w:p>
+      <w:pPr>
+        <w:spacing w:after="160"/>
+        <w:jc w:val="center"/>
+      </w:pPr>
+      <w:r>
+        <w:rPr>
+          <w:rFonts w:ascii="Calibri" w:cs="Calibri" w:eastAsia="Calibri" w:hAnsi="Calibri"/>
+          <w:i/>
+          <w:iCs/>
+          <w:color w:val="6B7683"/>
+          <w:sz w:val="17"/>
+          <w:szCs w:val="17"/>
+        </w:rPr>
+        <w:t xml:space="preserve">Figure 2 — the Reports page: report picker, filters, and the grid.</w:t>
+      </w:r>
+    </w:p>
+    <w:p>
+      <w:pPr>
         <w:pStyle w:val="Heading2"/>
         <w:spacing w:after="120" w:before="220"/>
       </w:pPr>
@@ -1024,6 +1150,69 @@
           <w:szCs w:val="21"/>
         </w:rPr>
         <w:t xml:space="preserve"/>
+      </w:r>
+    </w:p>
+    <w:p>
+      <w:pPr>
+        <w:spacing w:after="20" w:before="80"/>
+        <w:jc w:val="center"/>
+      </w:pPr>
+      <w:r>
+        <w:drawing>
+          <wp:inline distT="0" distB="0" distL="0" distR="0">
+            <wp:extent cx="5943600" cy="3933825"/>
+            <wp:effectExtent t="0" r="0" b="0" l="0"/>
+            <wp:docPr id="1" name="" descr="" title=""/>
+            <wp:cNvGraphicFramePr>
+              <a:graphicFrameLocks xmlns:a="http://schemas.openxmlformats.org/drawingml/2006/main" noChangeAspect="1"/>
+            </wp:cNvGraphicFramePr>
+            <a:graphic xmlns:a="http://schemas.openxmlformats.org/drawingml/2006/main">
+              <a:graphicData uri="http://schemas.openxmlformats.org/drawingml/2006/picture">
+                <pic:pic xmlns:pic="http://schemas.openxmlformats.org/drawingml/2006/picture">
+                  <pic:nvPicPr>
+                    <pic:cNvPr id="0" name="" descr=""/>
+                    <pic:cNvPicPr>
+                      <a:picLocks noChangeAspect="1" noChangeArrowheads="1"/>
+                    </pic:cNvPicPr>
+                  </pic:nvPicPr>
+                  <pic:blipFill>
+                    <a:blip r:embed="rId9" cstate="none"/>
+                    <a:srcRect/>
+                    <a:stretch>
+                      <a:fillRect/>
+                    </a:stretch>
+                  </pic:blipFill>
+                  <pic:spPr bwMode="auto">
+                    <a:xfrm>
+                      <a:off x="0" y="0"/>
+                      <a:ext cx="5943600" cy="3933825"/>
+                    </a:xfrm>
+                    <a:prstGeom prst="rect">
+                      <a:avLst/>
+                    </a:prstGeom>
+                  </pic:spPr>
+                </pic:pic>
+              </a:graphicData>
+            </a:graphic>
+          </wp:inline>
+        </w:drawing>
+      </w:r>
+    </w:p>
+    <w:p>
+      <w:pPr>
+        <w:spacing w:after="160"/>
+        <w:jc w:val="center"/>
+      </w:pPr>
+      <w:r>
+        <w:rPr>
+          <w:rFonts w:ascii="Calibri" w:cs="Calibri" w:eastAsia="Calibri" w:hAnsi="Calibri"/>
+          <w:i/>
+          <w:iCs/>
+          <w:color w:val="6B7683"/>
+          <w:sz w:val="17"/>
+          <w:szCs w:val="17"/>
+        </w:rPr>
+        <w:t xml:space="preserve">Figure 3 — the column chooser: tick to show or hide, use the arrows to reorder.</w:t>
       </w:r>
     </w:p>
     <w:p>
@@ -1419,6 +1608,69 @@
     </w:p>
     <w:p>
       <w:pPr>
+        <w:spacing w:after="20" w:before="80"/>
+        <w:jc w:val="center"/>
+      </w:pPr>
+      <w:r>
+        <w:drawing>
+          <wp:inline distT="0" distB="0" distL="0" distR="0">
+            <wp:extent cx="5943600" cy="3933825"/>
+            <wp:effectExtent t="0" r="0" b="0" l="0"/>
+            <wp:docPr id="1" name="" descr="" title=""/>
+            <wp:cNvGraphicFramePr>
+              <a:graphicFrameLocks xmlns:a="http://schemas.openxmlformats.org/drawingml/2006/main" noChangeAspect="1"/>
+            </wp:cNvGraphicFramePr>
+            <a:graphic xmlns:a="http://schemas.openxmlformats.org/drawingml/2006/main">
+              <a:graphicData uri="http://schemas.openxmlformats.org/drawingml/2006/picture">
+                <pic:pic xmlns:pic="http://schemas.openxmlformats.org/drawingml/2006/picture">
+                  <pic:nvPicPr>
+                    <pic:cNvPr id="0" name="" descr=""/>
+                    <pic:cNvPicPr>
+                      <a:picLocks noChangeAspect="1" noChangeArrowheads="1"/>
+                    </pic:cNvPicPr>
+                  </pic:nvPicPr>
+                  <pic:blipFill>
+                    <a:blip r:embed="rId10" cstate="none"/>
+                    <a:srcRect/>
+                    <a:stretch>
+                      <a:fillRect/>
+                    </a:stretch>
+                  </pic:blipFill>
+                  <pic:spPr bwMode="auto">
+                    <a:xfrm>
+                      <a:off x="0" y="0"/>
+                      <a:ext cx="5943600" cy="3933825"/>
+                    </a:xfrm>
+                    <a:prstGeom prst="rect">
+                      <a:avLst/>
+                    </a:prstGeom>
+                  </pic:spPr>
+                </pic:pic>
+              </a:graphicData>
+            </a:graphic>
+          </wp:inline>
+        </w:drawing>
+      </w:r>
+    </w:p>
+    <w:p>
+      <w:pPr>
+        <w:spacing w:after="160"/>
+        <w:jc w:val="center"/>
+      </w:pPr>
+      <w:r>
+        <w:rPr>
+          <w:rFonts w:ascii="Calibri" w:cs="Calibri" w:eastAsia="Calibri" w:hAnsi="Calibri"/>
+          <w:i/>
+          <w:iCs/>
+          <w:color w:val="6B7683"/>
+          <w:sz w:val="17"/>
+          <w:szCs w:val="17"/>
+        </w:rPr>
+        <w:t xml:space="preserve">Figure 4 — Laporan Sparepart in Inventory Movement.</w:t>
+      </w:r>
+    </w:p>
+    <w:p>
+      <w:pPr>
         <w:pStyle w:val="Heading1"/>
         <w:spacing w:after="120" w:before="340"/>
       </w:pPr>
@@ -1537,6 +1789,69 @@
           <w:szCs w:val="21"/>
         </w:rPr>
         <w:t xml:space="preserve">The file has the exact column headings, plus a “Petunjuk” sheet explaining each column.</w:t>
+      </w:r>
+    </w:p>
+    <w:p>
+      <w:pPr>
+        <w:spacing w:after="20" w:before="80"/>
+        <w:jc w:val="center"/>
+      </w:pPr>
+      <w:r>
+        <w:drawing>
+          <wp:inline distT="0" distB="0" distL="0" distR="0">
+            <wp:extent cx="5943600" cy="3933825"/>
+            <wp:effectExtent t="0" r="0" b="0" l="0"/>
+            <wp:docPr id="1" name="" descr="" title=""/>
+            <wp:cNvGraphicFramePr>
+              <a:graphicFrameLocks xmlns:a="http://schemas.openxmlformats.org/drawingml/2006/main" noChangeAspect="1"/>
+            </wp:cNvGraphicFramePr>
+            <a:graphic xmlns:a="http://schemas.openxmlformats.org/drawingml/2006/main">
+              <a:graphicData uri="http://schemas.openxmlformats.org/drawingml/2006/picture">
+                <pic:pic xmlns:pic="http://schemas.openxmlformats.org/drawingml/2006/picture">
+                  <pic:nvPicPr>
+                    <pic:cNvPr id="0" name="" descr=""/>
+                    <pic:cNvPicPr>
+                      <a:picLocks noChangeAspect="1" noChangeArrowheads="1"/>
+                    </pic:cNvPicPr>
+                  </pic:nvPicPr>
+                  <pic:blipFill>
+                    <a:blip r:embed="rId11" cstate="none"/>
+                    <a:srcRect/>
+                    <a:stretch>
+                      <a:fillRect/>
+                    </a:stretch>
+                  </pic:blipFill>
+                  <pic:spPr bwMode="auto">
+                    <a:xfrm>
+                      <a:off x="0" y="0"/>
+                      <a:ext cx="5943600" cy="3933825"/>
+                    </a:xfrm>
+                    <a:prstGeom prst="rect">
+                      <a:avLst/>
+                    </a:prstGeom>
+                  </pic:spPr>
+                </pic:pic>
+              </a:graphicData>
+            </a:graphic>
+          </wp:inline>
+        </w:drawing>
+      </w:r>
+    </w:p>
+    <w:p>
+      <w:pPr>
+        <w:spacing w:after="160"/>
+        <w:jc w:val="center"/>
+      </w:pPr>
+      <w:r>
+        <w:rPr>
+          <w:rFonts w:ascii="Calibri" w:cs="Calibri" w:eastAsia="Calibri" w:hAnsi="Calibri"/>
+          <w:i/>
+          <w:iCs/>
+          <w:color w:val="6B7683"/>
+          <w:sz w:val="17"/>
+          <w:szCs w:val="17"/>
+        </w:rPr>
+        <w:t xml:space="preserve">Figure 5 — the Ingestion &amp; Upload page, with a blank-template download per report.</w:t>
       </w:r>
     </w:p>
     <w:p>
@@ -2289,6 +2604,69 @@
           <w:szCs w:val="21"/>
         </w:rPr>
         <w:t xml:space="preserve">The bell at the top right shows a number when you have unread notifications — for example when a file is ingested or rows are quarantined. Click it to read them, and use Mark all read to clear the count. Depending on your administrator’s settings you may also receive some of these by e-mail.</w:t>
+      </w:r>
+    </w:p>
+    <w:p>
+      <w:pPr>
+        <w:spacing w:after="20" w:before="80"/>
+        <w:jc w:val="center"/>
+      </w:pPr>
+      <w:r>
+        <w:drawing>
+          <wp:inline distT="0" distB="0" distL="0" distR="0">
+            <wp:extent cx="5943600" cy="3933825"/>
+            <wp:effectExtent t="0" r="0" b="0" l="0"/>
+            <wp:docPr id="1" name="" descr="" title=""/>
+            <wp:cNvGraphicFramePr>
+              <a:graphicFrameLocks xmlns:a="http://schemas.openxmlformats.org/drawingml/2006/main" noChangeAspect="1"/>
+            </wp:cNvGraphicFramePr>
+            <a:graphic xmlns:a="http://schemas.openxmlformats.org/drawingml/2006/main">
+              <a:graphicData uri="http://schemas.openxmlformats.org/drawingml/2006/picture">
+                <pic:pic xmlns:pic="http://schemas.openxmlformats.org/drawingml/2006/picture">
+                  <pic:nvPicPr>
+                    <pic:cNvPr id="0" name="" descr=""/>
+                    <pic:cNvPicPr>
+                      <a:picLocks noChangeAspect="1" noChangeArrowheads="1"/>
+                    </pic:cNvPicPr>
+                  </pic:nvPicPr>
+                  <pic:blipFill>
+                    <a:blip r:embed="rId12" cstate="none"/>
+                    <a:srcRect/>
+                    <a:stretch>
+                      <a:fillRect/>
+                    </a:stretch>
+                  </pic:blipFill>
+                  <pic:spPr bwMode="auto">
+                    <a:xfrm>
+                      <a:off x="0" y="0"/>
+                      <a:ext cx="5943600" cy="3933825"/>
+                    </a:xfrm>
+                    <a:prstGeom prst="rect">
+                      <a:avLst/>
+                    </a:prstGeom>
+                  </pic:spPr>
+                </pic:pic>
+              </a:graphicData>
+            </a:graphic>
+          </wp:inline>
+        </w:drawing>
+      </w:r>
+    </w:p>
+    <w:p>
+      <w:pPr>
+        <w:spacing w:after="160"/>
+        <w:jc w:val="center"/>
+      </w:pPr>
+      <w:r>
+        <w:rPr>
+          <w:rFonts w:ascii="Calibri" w:cs="Calibri" w:eastAsia="Calibri" w:hAnsi="Calibri"/>
+          <w:i/>
+          <w:iCs/>
+          <w:color w:val="6B7683"/>
+          <w:sz w:val="17"/>
+          <w:szCs w:val="17"/>
+        </w:rPr>
+        <w:t xml:space="preserve">Figure 6 — the dashboard; the notification bell is at the top right.</w:t>
       </w:r>
     </w:p>
     <w:p>
